--- a/source-books/book-3-maya-tradition/outputs/Maya_Mysteries.docx
+++ b/source-books/book-3-maya-tradition/outputs/Maya_Mysteries.docx
@@ -559,7 +559,7 @@
     <w:p>
       <w:bookmarkStart w:id="1" w:name="chapter_1"/>
       <w:pPr>
-        <w:spacing w:before="240" w:after="200" w:line="300" w:lineRule="auto"/>
+        <w:spacing w:before="240" w:after="200" w:line="264" w:lineRule="auto"/>
       </w:pPr>
       <w:r>
         <w:rPr>
@@ -740,14 +740,14 @@
     </w:tbl>
     <w:p>
       <w:pPr>
-        <w:spacing w:before="240" w:after="140" w:line="300" w:lineRule="auto"/>
+        <w:spacing w:before="180" w:after="100" w:line="264" w:lineRule="auto"/>
       </w:pPr>
       <w:r>
         <w:rPr>
           <w:rFonts w:ascii="Georgia" w:hAnsi="Georgia"/>
           <w:b w:val="0"/>
           <w:color w:val="2F241D"/>
-          <w:sz w:val="30"/>
+          <w:sz w:val="27"/>
         </w:rPr>
         <w:t>Ацтекское посвящение страхом.</w:t>
         <w:br/>
@@ -984,14 +984,14 @@
     </w:tbl>
     <w:p>
       <w:pPr>
-        <w:spacing w:before="240" w:after="140" w:line="300" w:lineRule="auto"/>
+        <w:spacing w:before="180" w:after="100" w:line="264" w:lineRule="auto"/>
       </w:pPr>
       <w:r>
         <w:rPr>
           <w:rFonts w:ascii="Georgia" w:hAnsi="Georgia"/>
           <w:b w:val="0"/>
           <w:color w:val="2F241D"/>
-          <w:sz w:val="30"/>
+          <w:sz w:val="27"/>
         </w:rPr>
         <w:t>А здесь через алтарный обьект показан сам ритуал жертвоприношения.</w:t>
         <w:br/>
@@ -1198,14 +1198,14 @@
     </w:tbl>
     <w:p>
       <w:pPr>
-        <w:spacing w:before="240" w:after="140" w:line="300" w:lineRule="auto"/>
+        <w:spacing w:before="180" w:after="100" w:line="264" w:lineRule="auto"/>
       </w:pPr>
       <w:r>
         <w:rPr>
           <w:rFonts w:ascii="Georgia" w:hAnsi="Georgia"/>
           <w:b w:val="0"/>
           <w:color w:val="2F241D"/>
-          <w:sz w:val="30"/>
+          <w:sz w:val="27"/>
         </w:rPr>
         <w:t>БАЛУН Ч"УЛ (9 СИЛ).</w:t>
         <w:br/>
@@ -1478,14 +1478,14 @@
     </w:tbl>
     <w:p>
       <w:pPr>
-        <w:spacing w:before="240" w:after="140" w:line="300" w:lineRule="auto"/>
+        <w:spacing w:before="180" w:after="100" w:line="264" w:lineRule="auto"/>
       </w:pPr>
       <w:r>
         <w:rPr>
           <w:rFonts w:ascii="Georgia" w:hAnsi="Georgia"/>
           <w:b w:val="0"/>
           <w:color w:val="2F241D"/>
-          <w:sz w:val="30"/>
+          <w:sz w:val="27"/>
         </w:rPr>
         <w:t>Часть 2.</w:t>
         <w:br/>
@@ -1710,14 +1710,14 @@
     </w:tbl>
     <w:p>
       <w:pPr>
-        <w:spacing w:before="240" w:after="140" w:line="300" w:lineRule="auto"/>
+        <w:spacing w:before="180" w:after="100" w:line="264" w:lineRule="auto"/>
       </w:pPr>
       <w:r>
         <w:rPr>
           <w:rFonts w:ascii="Georgia" w:hAnsi="Georgia"/>
           <w:b w:val="0"/>
           <w:color w:val="2F241D"/>
-          <w:sz w:val="30"/>
+          <w:sz w:val="27"/>
         </w:rPr>
         <w:t>МИСТЕРИИ МАЙЯ.</w:t>
         <w:br/>
@@ -2032,14 +2032,14 @@
     </w:tbl>
     <w:p>
       <w:pPr>
-        <w:spacing w:before="240" w:after="140" w:line="300" w:lineRule="auto"/>
+        <w:spacing w:before="180" w:after="100" w:line="264" w:lineRule="auto"/>
       </w:pPr>
       <w:r>
         <w:rPr>
           <w:rFonts w:ascii="Georgia" w:hAnsi="Georgia"/>
           <w:b w:val="0"/>
           <w:color w:val="2F241D"/>
-          <w:sz w:val="30"/>
+          <w:sz w:val="27"/>
         </w:rPr>
         <w:t>А я пока опять начал описывать Традицию Майя и Ацтеков.</w:t>
         <w:br/>
@@ -2057,7 +2057,7 @@
     <w:p>
       <w:bookmarkStart w:id="8" w:name="chapter_2"/>
       <w:pPr>
-        <w:spacing w:before="240" w:after="200" w:line="300" w:lineRule="auto"/>
+        <w:spacing w:before="240" w:after="200" w:line="264" w:lineRule="auto"/>
       </w:pPr>
       <w:r>
         <w:rPr>
@@ -2238,14 +2238,14 @@
     </w:tbl>
     <w:p>
       <w:pPr>
-        <w:spacing w:before="240" w:after="140" w:line="300" w:lineRule="auto"/>
+        <w:spacing w:before="180" w:after="100" w:line="264" w:lineRule="auto"/>
       </w:pPr>
       <w:r>
         <w:rPr>
           <w:rFonts w:ascii="Georgia" w:hAnsi="Georgia"/>
           <w:b w:val="0"/>
           <w:color w:val="2F241D"/>
-          <w:sz w:val="30"/>
+          <w:sz w:val="27"/>
         </w:rPr>
         <w:t>Акустический эффект, называемый "хвост Кетцаля", возникает, когда кто-то издает импульсивный звук, аплодисменты или игру на ударном инструменте перед ступенью пирамиды. Если мы сделаем пощечину около 40 метров на перпендикуляре лестницы, мы услышим резкий звук, странный писк, звук, похожий на пение кетцаля, священной птицы майя.</w:t>
       </w:r>
@@ -2448,14 +2448,14 @@
     </w:tbl>
     <w:p>
       <w:pPr>
-        <w:spacing w:before="240" w:after="140" w:line="300" w:lineRule="auto"/>
+        <w:spacing w:before="180" w:after="100" w:line="264" w:lineRule="auto"/>
       </w:pPr>
       <w:r>
         <w:rPr>
           <w:rFonts w:ascii="Georgia" w:hAnsi="Georgia"/>
           <w:b w:val="0"/>
           <w:color w:val="2F241D"/>
-          <w:sz w:val="30"/>
+          <w:sz w:val="27"/>
         </w:rPr>
         <w:t>Начну серию заметок о древней культуре майя.</w:t>
         <w:br/>
@@ -2674,14 +2674,14 @@
     </w:tbl>
     <w:p>
       <w:pPr>
-        <w:spacing w:before="240" w:after="140" w:line="300" w:lineRule="auto"/>
+        <w:spacing w:before="180" w:after="100" w:line="264" w:lineRule="auto"/>
       </w:pPr>
       <w:r>
         <w:rPr>
           <w:rFonts w:ascii="Georgia" w:hAnsi="Georgia"/>
           <w:b w:val="0"/>
           <w:color w:val="2F241D"/>
-          <w:sz w:val="30"/>
+          <w:sz w:val="27"/>
         </w:rPr>
         <w:t>Вот некоторые предметы периода Майя из Мериды.</w:t>
         <w:br/>
@@ -2922,14 +2922,14 @@
     </w:tbl>
     <w:p>
       <w:pPr>
-        <w:spacing w:before="240" w:after="140" w:line="300" w:lineRule="auto"/>
+        <w:spacing w:before="180" w:after="100" w:line="264" w:lineRule="auto"/>
       </w:pPr>
       <w:r>
         <w:rPr>
           <w:rFonts w:ascii="Georgia" w:hAnsi="Georgia"/>
           <w:b w:val="0"/>
           <w:color w:val="2F241D"/>
-          <w:sz w:val="30"/>
+          <w:sz w:val="27"/>
         </w:rPr>
         <w:t>ЭЛИТНЫЕ ВОЕННЫЕ КЛАНЫ МАЙЯ</w:t>
         <w:br/>
@@ -3182,14 +3182,14 @@
     </w:tbl>
     <w:p>
       <w:pPr>
-        <w:spacing w:before="240" w:after="140" w:line="300" w:lineRule="auto"/>
+        <w:spacing w:before="180" w:after="100" w:line="264" w:lineRule="auto"/>
       </w:pPr>
       <w:r>
         <w:rPr>
           <w:rFonts w:ascii="Georgia" w:hAnsi="Georgia"/>
           <w:b w:val="0"/>
           <w:color w:val="2F241D"/>
-          <w:sz w:val="30"/>
+          <w:sz w:val="27"/>
         </w:rPr>
         <w:t>Забрел вчера в храм майя.</w:t>
         <w:br/>
@@ -3420,14 +3420,14 @@
     </w:tbl>
     <w:p>
       <w:pPr>
-        <w:spacing w:before="240" w:after="140" w:line="300" w:lineRule="auto"/>
+        <w:spacing w:before="180" w:after="100" w:line="264" w:lineRule="auto"/>
       </w:pPr>
       <w:r>
         <w:rPr>
           <w:rFonts w:ascii="Georgia" w:hAnsi="Georgia"/>
           <w:b w:val="0"/>
           <w:color w:val="2F241D"/>
-          <w:sz w:val="30"/>
+          <w:sz w:val="27"/>
         </w:rPr>
         <w:t>Интересно. Вот мини изображение врат Храма ацтеков? город Чалула.</w:t>
         <w:br/>
@@ -3630,14 +3630,14 @@
     </w:tbl>
     <w:p>
       <w:pPr>
-        <w:spacing w:before="240" w:after="140" w:line="300" w:lineRule="auto"/>
+        <w:spacing w:before="180" w:after="100" w:line="264" w:lineRule="auto"/>
       </w:pPr>
       <w:r>
         <w:rPr>
           <w:rFonts w:ascii="Georgia" w:hAnsi="Georgia"/>
           <w:b w:val="0"/>
           <w:color w:val="2F241D"/>
-          <w:sz w:val="30"/>
+          <w:sz w:val="27"/>
         </w:rPr>
         <w:t>Нагвализм и концепция мезоамериканского шаманизма.</w:t>
         <w:br/>
@@ -3897,14 +3897,14 @@
     </w:tbl>
     <w:p>
       <w:pPr>
-        <w:spacing w:before="240" w:after="140" w:line="300" w:lineRule="auto"/>
+        <w:spacing w:before="180" w:after="100" w:line="264" w:lineRule="auto"/>
       </w:pPr>
       <w:r>
         <w:rPr>
           <w:rFonts w:ascii="Georgia" w:hAnsi="Georgia"/>
           <w:b w:val="0"/>
           <w:color w:val="2F241D"/>
-          <w:sz w:val="30"/>
+          <w:sz w:val="27"/>
         </w:rPr>
         <w:t>Ацтекское оружие Макуавитлей выглядело как плоская дубинка с острыми лезвиями по бокам. Это не современные металлические лезвия, а из природного обсидиана.</w:t>
         <w:br/>
@@ -3914,7 +3914,7 @@
     <w:p>
       <w:bookmarkStart w:id="17" w:name="chapter_3"/>
       <w:pPr>
-        <w:spacing w:before="240" w:after="200" w:line="300" w:lineRule="auto"/>
+        <w:spacing w:before="240" w:after="200" w:line="264" w:lineRule="auto"/>
       </w:pPr>
       <w:r>
         <w:rPr>
@@ -4125,14 +4125,14 @@
     </w:tbl>
     <w:p>
       <w:pPr>
-        <w:spacing w:before="240" w:after="140" w:line="300" w:lineRule="auto"/>
+        <w:spacing w:before="180" w:after="100" w:line="264" w:lineRule="auto"/>
       </w:pPr>
       <w:r>
         <w:rPr>
           <w:rFonts w:ascii="Georgia" w:hAnsi="Georgia"/>
           <w:b w:val="0"/>
           <w:color w:val="2F241D"/>
-          <w:sz w:val="30"/>
+          <w:sz w:val="27"/>
         </w:rPr>
         <w:t>МИСТЕРИИ ШИБАЛЬБЫ</w:t>
         <w:br/>
@@ -4427,14 +4427,14 @@
     </w:tbl>
     <w:p>
       <w:pPr>
-        <w:spacing w:before="240" w:after="140" w:line="300" w:lineRule="auto"/>
+        <w:spacing w:before="180" w:after="100" w:line="264" w:lineRule="auto"/>
       </w:pPr>
       <w:r>
         <w:rPr>
           <w:rFonts w:ascii="Georgia" w:hAnsi="Georgia"/>
           <w:b w:val="0"/>
           <w:color w:val="2F241D"/>
-          <w:sz w:val="30"/>
+          <w:sz w:val="27"/>
         </w:rPr>
         <w:t>МИСТЕРИИ МАЙЯ</w:t>
         <w:br/>
@@ -4651,14 +4651,14 @@
     </w:tbl>
     <w:p>
       <w:pPr>
-        <w:spacing w:before="240" w:after="140" w:line="300" w:lineRule="auto"/>
+        <w:spacing w:before="180" w:after="100" w:line="264" w:lineRule="auto"/>
       </w:pPr>
       <w:r>
         <w:rPr>
           <w:rFonts w:ascii="Georgia" w:hAnsi="Georgia"/>
           <w:b w:val="0"/>
           <w:color w:val="2F241D"/>
-          <w:sz w:val="30"/>
+          <w:sz w:val="27"/>
         </w:rPr>
         <w:t>МИСТЕРИИ КАК МЕТОД ОБОЖЕСТВЛЕНИЯ.</w:t>
         <w:br/>
@@ -4893,14 +4893,14 @@
     </w:tbl>
     <w:p>
       <w:pPr>
-        <w:spacing w:before="240" w:after="140" w:line="300" w:lineRule="auto"/>
+        <w:spacing w:before="180" w:after="100" w:line="264" w:lineRule="auto"/>
       </w:pPr>
       <w:r>
         <w:rPr>
           <w:rFonts w:ascii="Georgia" w:hAnsi="Georgia"/>
           <w:b w:val="0"/>
           <w:color w:val="2F241D"/>
-          <w:sz w:val="30"/>
+          <w:sz w:val="27"/>
         </w:rPr>
         <w:t>ДВОЙНИКИ ЧЕЛОВЕКА В ТРАДИЦИИ МАЙЯ</w:t>
         <w:br/>
@@ -5115,14 +5115,14 @@
     </w:tbl>
     <w:p>
       <w:pPr>
-        <w:spacing w:before="240" w:after="140" w:line="300" w:lineRule="auto"/>
+        <w:spacing w:before="180" w:after="100" w:line="264" w:lineRule="auto"/>
       </w:pPr>
       <w:r>
         <w:rPr>
           <w:rFonts w:ascii="Georgia" w:hAnsi="Georgia"/>
           <w:b w:val="0"/>
           <w:color w:val="2F241D"/>
-          <w:sz w:val="30"/>
+          <w:sz w:val="27"/>
         </w:rPr>
         <w:t>ДВОЙНИКИ ЧЕЛОВЕКА.</w:t>
         <w:br/>
@@ -5327,14 +5327,14 @@
     </w:tbl>
     <w:p>
       <w:pPr>
-        <w:spacing w:before="240" w:after="140" w:line="300" w:lineRule="auto"/>
+        <w:spacing w:before="180" w:after="100" w:line="264" w:lineRule="auto"/>
       </w:pPr>
       <w:r>
         <w:rPr>
           <w:rFonts w:ascii="Georgia" w:hAnsi="Georgia"/>
           <w:b w:val="0"/>
           <w:color w:val="2F241D"/>
-          <w:sz w:val="30"/>
+          <w:sz w:val="27"/>
         </w:rPr>
         <w:t>АРХЕТИПИЧЕСКАЯ КОРРЕКЦИЯ</w:t>
         <w:br/>
@@ -5584,14 +5584,14 @@
     </w:tbl>
     <w:p>
       <w:pPr>
-        <w:spacing w:before="240" w:after="140" w:line="300" w:lineRule="auto"/>
+        <w:spacing w:before="180" w:after="100" w:line="264" w:lineRule="auto"/>
       </w:pPr>
       <w:r>
         <w:rPr>
           <w:rFonts w:ascii="Georgia" w:hAnsi="Georgia"/>
           <w:b w:val="0"/>
           <w:color w:val="2F241D"/>
-          <w:sz w:val="30"/>
+          <w:sz w:val="27"/>
         </w:rPr>
         <w:t>Я, как психотерапевт, в концепции Шибальбы - вижу четкое соответствие 9ти миров - 9ти уровням травматизации психики человека.</w:t>
         <w:br/>
@@ -5613,7 +5613,7 @@
     <w:p>
       <w:bookmarkStart w:id="25" w:name="chapter_4"/>
       <w:pPr>
-        <w:spacing w:before="240" w:after="200" w:line="300" w:lineRule="auto"/>
+        <w:spacing w:before="240" w:after="200" w:line="264" w:lineRule="auto"/>
       </w:pPr>
       <w:r>
         <w:rPr>
@@ -5824,14 +5824,14 @@
     </w:tbl>
     <w:p>
       <w:pPr>
-        <w:spacing w:before="240" w:after="140" w:line="300" w:lineRule="auto"/>
+        <w:spacing w:before="180" w:after="100" w:line="252" w:lineRule="auto"/>
       </w:pPr>
       <w:r>
         <w:rPr>
           <w:rFonts w:ascii="Georgia" w:hAnsi="Georgia"/>
           <w:b w:val="0"/>
           <w:color w:val="2F241D"/>
-          <w:sz w:val="30"/>
+          <w:sz w:val="25"/>
         </w:rPr>
         <w:t>АКЦИЯ. Место Силы Майя. Сила Рода.</w:t>
         <w:br/>
@@ -6299,11 +6299,11 @@
     <w:qFormat/>
     <w:rsid w:val="00FC693F"/>
     <w:pPr>
-      <w:spacing w:line="300" w:lineRule="auto"/>
+      <w:spacing w:line="264" w:lineRule="auto"/>
     </w:pPr>
     <w:rPr>
       <w:rFonts w:ascii="Georgia" w:hAnsi="Georgia"/>
-      <w:sz w:val="30"/>
+      <w:sz w:val="27"/>
     </w:rPr>
   </w:style>
   <w:style w:type="paragraph" w:styleId="Header">
